--- a/landing/src/content/docs/tools/changes-git.md.docx
+++ b/landing/src/content/docs/tools/changes-git.md.docx
@@ -85,6 +85,7 @@
           <w:numId w:val="3"/>
         </w:numPr>
         <w:ind w:left="720" w:hanging="360"/>
+        <w:rPr/>
       </w:pPr>
       <w:r>
         <w:rPr>
@@ -100,6 +101,7 @@
           <w:numId w:val="3"/>
         </w:numPr>
         <w:ind w:left="720" w:hanging="360"/>
+        <w:rPr/>
       </w:pPr>
       <w:r>
         <w:rPr>
@@ -115,6 +117,7 @@
           <w:numId w:val="3"/>
         </w:numPr>
         <w:ind w:left="720" w:hanging="360"/>
+        <w:rPr/>
       </w:pPr>
       <w:r>
         <w:rPr>
@@ -130,6 +133,7 @@
           <w:numId w:val="3"/>
         </w:numPr>
         <w:ind w:left="720" w:hanging="360"/>
+        <w:rPr/>
       </w:pPr>
       <w:r>
         <w:rPr>
@@ -145,6 +149,7 @@
           <w:numId w:val="3"/>
         </w:numPr>
         <w:ind w:left="720" w:hanging="360"/>
+        <w:rPr/>
       </w:pPr>
       <w:r>
         <w:rPr>
@@ -160,6 +165,7 @@
           <w:numId w:val="3"/>
         </w:numPr>
         <w:ind w:left="720" w:hanging="360"/>
+        <w:rPr/>
       </w:pPr>
       <w:r>
         <w:rPr>
@@ -175,6 +181,7 @@
           <w:numId w:val="3"/>
         </w:numPr>
         <w:ind w:left="720" w:hanging="360"/>
+        <w:rPr/>
       </w:pPr>
       <w:r>
         <w:rPr>
@@ -278,7 +285,7 @@
         <w:pStyle w:val="Heading2"/>
         <w:rPr/>
       </w:pPr>
-      <w:bookmarkStart w:colFirst="0" w:colLast="0" w:name="_9l0lujmr875l" w:id="0"/>
+      <w:bookmarkStart w:colFirst="0" w:colLast="0" w:name="_yeit8hd6ap5a" w:id="0"/>
       <w:bookmarkEnd w:id="0"/>
       <w:r>
         <w:rPr>
@@ -303,7 +310,7 @@
         <w:pStyle w:val="Heading2"/>
         <w:rPr/>
       </w:pPr>
-      <w:bookmarkStart w:colFirst="0" w:colLast="0" w:name="_63sbj274zyvs" w:id="1"/>
+      <w:bookmarkStart w:colFirst="0" w:colLast="0" w:name="_g7x5tarmyuqu" w:id="1"/>
       <w:bookmarkEnd w:id="1"/>
       <w:r>
         <w:rPr>
@@ -319,6 +326,7 @@
           <w:numId w:val="2"/>
         </w:numPr>
         <w:ind w:left="720" w:hanging="360"/>
+        <w:rPr/>
       </w:pPr>
       <w:r>
         <w:rPr>
@@ -348,6 +356,7 @@
           <w:numId w:val="2"/>
         </w:numPr>
         <w:ind w:left="720" w:hanging="360"/>
+        <w:rPr/>
       </w:pPr>
       <w:r>
         <w:rPr>
@@ -363,6 +372,7 @@
           <w:numId w:val="2"/>
         </w:numPr>
         <w:ind w:left="720" w:hanging="360"/>
+        <w:rPr/>
       </w:pPr>
       <w:r>
         <w:rPr>
@@ -378,6 +388,7 @@
           <w:numId w:val="2"/>
         </w:numPr>
         <w:ind w:left="720" w:hanging="360"/>
+        <w:rPr/>
       </w:pPr>
       <w:r>
         <w:rPr>
@@ -393,6 +404,7 @@
           <w:numId w:val="2"/>
         </w:numPr>
         <w:ind w:left="720" w:hanging="360"/>
+        <w:rPr/>
       </w:pPr>
       <w:r>
         <w:rPr>
@@ -442,7 +454,7 @@
         <w:pStyle w:val="Heading2"/>
         <w:rPr/>
       </w:pPr>
-      <w:bookmarkStart w:colFirst="0" w:colLast="0" w:name="_l3ujcb3qoj8n" w:id="2"/>
+      <w:bookmarkStart w:colFirst="0" w:colLast="0" w:name="_akxortdpexni" w:id="2"/>
       <w:bookmarkEnd w:id="2"/>
       <w:r>
         <w:rPr>
@@ -539,7 +551,7 @@
         <w:pStyle w:val="Heading2"/>
         <w:rPr/>
       </w:pPr>
-      <w:bookmarkStart w:colFirst="0" w:colLast="0" w:name="_6o7qtaq2aqdq" w:id="3"/>
+      <w:bookmarkStart w:colFirst="0" w:colLast="0" w:name="_aa8o0oesfew" w:id="3"/>
       <w:bookmarkEnd w:id="3"/>
       <w:r>
         <w:rPr>
@@ -555,6 +567,7 @@
           <w:numId w:val="1"/>
         </w:numPr>
         <w:ind w:left="720" w:hanging="360"/>
+        <w:rPr/>
       </w:pPr>
       <w:r>
         <w:rPr>
@@ -578,6 +591,7 @@
           <w:numId w:val="1"/>
         </w:numPr>
         <w:ind w:left="720" w:hanging="360"/>
+        <w:rPr/>
       </w:pPr>
       <w:r>
         <w:rPr>
@@ -601,6 +615,7 @@
           <w:numId w:val="1"/>
         </w:numPr>
         <w:ind w:left="720" w:hanging="360"/>
+        <w:rPr/>
       </w:pPr>
       <w:r>
         <w:rPr>
@@ -658,7 +673,7 @@
         <w:pStyle w:val="Heading2"/>
         <w:rPr/>
       </w:pPr>
-      <w:bookmarkStart w:colFirst="0" w:colLast="0" w:name="_srrbgap59iem" w:id="4"/>
+      <w:bookmarkStart w:colFirst="0" w:colLast="0" w:name="_mjoy6dpok5dz" w:id="4"/>
       <w:bookmarkEnd w:id="4"/>
       <w:r>
         <w:rPr>
